--- a/docs/index.docx
+++ b/docs/index.docx
@@ -177,7 +177,7 @@
         <w:t xml:space="preserve"> </w:t>
       </w:r>
       <w:r>
-        <w:t xml:space="preserve">recommandations de référence pour l’anesthésie, la réanimation et la médecine d’urgence en France.</w:t>
+        <w:t xml:space="preserve">recommandations de référence pour l’anesthésie, la réanimation et la médecine périopératoire en France.</w:t>
       </w:r>
     </w:p>
     <w:p>
